--- a/chapter1/context/webui/SPEC.docx
+++ b/chapter1/context/webui/SPEC.docx
@@ -2620,7 +2620,39 @@
         <w:rPr>
           <w:rFonts w:hint="eastAsia"/>
         </w:rPr>
-        <w:t xml:space="preserve">红色警示）。</w:t>
+        <w:t xml:space="preserve">红色警示）；提供</w:t>
+      </w:r>
+      <w:r>
+        <w:rPr>
+          <w:rFonts w:hint="eastAsia"/>
+          <w:b/>
+          <w:bCs/>
+        </w:rPr>
+        <w:t xml:space="preserve">每轮实发上下文面板</w:t>
+      </w:r>
+      <w:r>
+        <w:rPr>
+          <w:rFonts w:hint="eastAsia"/>
+        </w:rPr>
+        <w:t xml:space="preserve">——逐轮展开该次请求实际发给模型的消息列表（角色徽标着色，空</w:t>
+      </w:r>
+      <w:r>
+        <w:t xml:space="preserve"> tool </w:t>
+      </w:r>
+      <w:r>
+        <w:rPr>
+          <w:rFonts w:hint="eastAsia"/>
+        </w:rPr>
+        <w:t xml:space="preserve">消息红色标注"未回传"，助手消息标注工具调用与是否含思考，长内容截断可辨），使</w:t>
+      </w:r>
+      <w:r>
+        <w:t xml:space="preserve"> full / no_tool_results / no_history / no_tool_calls </w:t>
+      </w:r>
+      <w:r>
+        <w:rPr>
+          <w:rFonts w:hint="eastAsia"/>
+        </w:rPr>
+        <w:t xml:space="preserve">的模式差异直接可见。</w:t>
       </w:r>
     </w:p>
     <w:p>

--- a/chapter1/context/webui/SPEC.docx
+++ b/chapter1/context/webui/SPEC.docx
@@ -2652,7 +2652,48 @@
         <w:rPr>
           <w:rFonts w:hint="eastAsia"/>
         </w:rPr>
-        <w:t xml:space="preserve">的模式差异直接可见。</w:t>
+        <w:t xml:space="preserve">的模式差异直接可见。面板包含</w:t>
+      </w:r>
+      <w:r>
+        <w:rPr>
+          <w:rFonts w:hint="eastAsia"/>
+          <w:b/>
+          <w:bCs/>
+        </w:rPr>
+        <w:t xml:space="preserve">思考内容</w:t>
+      </w:r>
+      <w:r>
+        <w:rPr>
+          <w:rFonts w:hint="eastAsia"/>
+        </w:rPr>
+        <w:t xml:space="preserve">：请求侧回放的</w:t>
+      </w:r>
+      <w:r>
+        <w:t xml:space="preserve"> </w:t>
+      </w:r>
+      <w:r>
+        <w:rPr>
+          <w:rFonts w:hint="eastAsia"/>
+        </w:rPr>
+        <w:t xml:space="preserve">reasoning_content（no_reasoning</w:t>
+      </w:r>
+      <w:r>
+        <w:t xml:space="preserve"> </w:t>
+      </w:r>
+      <w:r>
+        <w:rPr>
+          <w:rFonts w:hint="eastAsia"/>
+        </w:rPr>
+        <w:t xml:space="preserve">模式下不可见，模式差异直接可辨）+</w:t>
+      </w:r>
+      <w:r>
+        <w:t xml:space="preserve"> </w:t>
+      </w:r>
+      <w:r>
+        <w:rPr>
+          <w:rFonts w:hint="eastAsia"/>
+        </w:rPr>
+        <w:t xml:space="preserve">响应侧的本轮模型思考折叠块。</w:t>
       </w:r>
     </w:p>
     <w:p>

--- a/chapter1/context/webui/SPEC.docx
+++ b/chapter1/context/webui/SPEC.docx
@@ -2643,7 +2643,7 @@
         <w:rPr>
           <w:rFonts w:hint="eastAsia"/>
         </w:rPr>
-        <w:t xml:space="preserve">消息红色标注"未回传"，助手消息标注工具调用与是否含思考，长内容截断可辨），使</w:t>
+        <w:t xml:space="preserve">消息红色标注"未回传"，助手消息标注工具调用决策（工具名与输入参数）与是否含思考，长内容截断可辨），使</w:t>
       </w:r>
       <w:r>
         <w:t xml:space="preserve"> full / no_tool_results / no_history / no_tool_calls </w:t>
